--- a/documents/报告/项目解决方案技术文档.docx
+++ b/documents/报告/项目解决方案技术文档.docx
@@ -15,7 +15,7 @@
         <w:rPr>
           <w:rFonts w:eastAsia="宋体"/>
         </w:rPr>
-        <w:t>二、项目解决方案</w:t>
+        <w:t>项目解决方案</w:t>
       </w:r>
     </w:p>
     <w:p>
@@ -80,7 +80,7 @@
         <w:spacing w:after="120"/>
         <w:ind w:firstLine="480"/>
         <w:rPr>
-          <w:rFonts w:eastAsia="宋体" w:hint="eastAsia"/>
+          <w:rFonts w:eastAsia="宋体"/>
         </w:rPr>
       </w:pPr>
       <w:r>
@@ -1139,7 +1139,7 @@
         <w:spacing w:after="120"/>
         <w:ind w:firstLine="480"/>
         <w:rPr>
-          <w:rFonts w:eastAsia="宋体" w:hint="eastAsia"/>
+          <w:rFonts w:eastAsia="宋体"/>
         </w:rPr>
       </w:pPr>
       <w:r>
@@ -1857,7 +1857,7 @@
         </w:numPr>
         <w:spacing w:after="100"/>
         <w:rPr>
-          <w:rFonts w:eastAsia="宋体" w:hint="eastAsia"/>
+          <w:rFonts w:eastAsia="宋体"/>
         </w:rPr>
       </w:pPr>
       <w:r>
@@ -3970,13 +3970,7 @@
         <w:rPr>
           <w:rFonts w:eastAsia="宋体"/>
         </w:rPr>
-        <w:t>在法律实务场景中，系统平台与标准化文档同步交付的模式更贴合行业实际使用需求，同时便于团队内部协作与法律专业人员开展内容复核工作</w:t>
-      </w:r>
-      <w:r>
-        <w:rPr>
-          <w:rFonts w:eastAsia="宋体"/>
-        </w:rPr>
-        <w:t>。</w:t>
+        <w:t>在法律实务场景中，系统平台与标准化文档同步交付的模式更贴合行业实际使用需求，同时便于团队内部协作与法律专业人员开展内容复核工作。</w:t>
       </w:r>
     </w:p>
     <w:p>
@@ -4735,6 +4729,7 @@
   <w:style w:type="character" w:default="1" w:styleId="a0">
     <w:name w:val="Default Paragraph Font"/>
     <w:uiPriority w:val="1"/>
+    <w:semiHidden/>
     <w:unhideWhenUsed/>
   </w:style>
   <w:style w:type="table" w:default="1" w:styleId="a1">
